--- a/zht/docx/044.content.docx
+++ b/zht/docx/044.content.docx
@@ -150,26 +150,6 @@
           <w:lang w:val="zh_TW" w:bidi="zh_TW"/>
         </w:rPr>
         <w:t>jun</w:t>
-      </w:r>
-      <w:r>
-        <w:rPr>
-          <w:lang w:val="zh_TW" w:bidi="zh_TW"/>
-        </w:rPr>
-      </w:r>
-    </w:p>
-    <w:p>
-      <w:pPr/>
-      <w:r>
-        <w:rPr>
-          <w:lang w:val="zh_TW" w:bidi="zh_TW"/>
-        </w:rPr>
-      </w:r>
-      <w:r>
-        <w:rPr>
-          <w:i/>
-          <w:lang w:val="zh_TW" w:bidi="zh_TW"/>
-        </w:rPr>
-        <w:t>君王詩篇</w:t>
       </w:r>
       <w:r>
         <w:rPr>

--- a/zht/docx/044.content.docx
+++ b/zht/docx/044.content.docx
@@ -19,7 +19,7 @@
         <w:rPr>
           <w:lang w:val="zh_TW" w:bidi="zh_TW"/>
         </w:rPr>
-        <w:t>Resource: Study Notes - Themes (Tyndale)</w:t>
+        <w:t>Resource: Tyndale Open Study Notes</w:t>
       </w:r>
       <w:r>
         <w:rPr>
@@ -112,7 +112,7 @@
         <w:rPr>
           <w:lang w:val="zh_TW" w:bidi="zh_TW"/>
         </w:rPr>
-        <w:t>Study Notes - Themes (Tyndale)</w:t>
+        <w:t>Tyndale Open Study Notes</w:t>
       </w:r>
     </w:p>
     <w:p>

--- a/zht/docx/044.content.docx
+++ b/zht/docx/044.content.docx
@@ -149,7 +149,7 @@
         <w:rPr>
           <w:lang w:val="zh_TW" w:bidi="zh_TW"/>
         </w:rPr>
-        <w:t>jun</w:t>
+        <w:t>ku</w:t>
       </w:r>
       <w:r>
         <w:rPr>
@@ -212,7 +212,7 @@
         <w:rPr>
           <w:lang w:val="zh_TW" w:bidi="zh_TW"/>
         </w:rPr>
-        <w:t>君王詩篇</w:t>
+        <w:t>苦難詩篇</w:t>
       </w:r>
       <w:r>
         <w:rPr>
@@ -231,242 +231,7 @@
         <w:rPr>
           <w:lang w:val="zh_TW" w:bidi="zh_TW"/>
         </w:rPr>
-        <w:t>全部</w:t>
-      </w:r>
-      <w:r>
-        <w:rPr>
-          <w:b/>
-          <w:lang w:val="zh_TW" w:bidi="zh_TW"/>
-        </w:rPr>
-        <w:t>君王詩篇</w:t>
-      </w:r>
-      <w:r>
-        <w:rPr>
-          <w:lang w:val="zh_TW" w:bidi="zh_TW"/>
-        </w:rPr>
-        <w:t>（royal psalms）皆提到王、他的統治，以及他與神的關係。多數學者認為</w:t>
-      </w:r>
-      <w:hyperlink r:id="rId13">
-        <w:r>
-          <w:rPr>
-            <w:lang w:val="zh_TW" w:bidi="zh_TW"/>
-          </w:rPr>
-          <w:rPr>
-            <w:color w:val="0000EE"/>
-            <w:u w:val="single"/>
-          </w:rPr>
-          <w:t>詩篇二</w:t>
-        </w:r>
-      </w:hyperlink>
-      <w:r>
-        <w:rPr>
-          <w:lang w:val="zh_TW" w:bidi="zh_TW"/>
-        </w:rPr>
-        <w:t>、</w:t>
-      </w:r>
-      <w:hyperlink r:id="rId14">
-        <w:r>
-          <w:rPr>
-            <w:lang w:val="zh_TW" w:bidi="zh_TW"/>
-          </w:rPr>
-          <w:rPr>
-            <w:color w:val="0000EE"/>
-            <w:u w:val="single"/>
-          </w:rPr>
-          <w:t>十八</w:t>
-        </w:r>
-      </w:hyperlink>
-      <w:r>
-        <w:rPr>
-          <w:lang w:val="zh_TW" w:bidi="zh_TW"/>
-        </w:rPr>
-        <w:t>、</w:t>
-      </w:r>
-      <w:hyperlink r:id="rId15">
-        <w:r>
-          <w:rPr>
-            <w:lang w:val="zh_TW" w:bidi="zh_TW"/>
-          </w:rPr>
-          <w:rPr>
-            <w:color w:val="0000EE"/>
-            <w:u w:val="single"/>
-          </w:rPr>
-          <w:t>二十</w:t>
-        </w:r>
-      </w:hyperlink>
-      <w:r>
-        <w:rPr>
-          <w:lang w:val="zh_TW" w:bidi="zh_TW"/>
-        </w:rPr>
-        <w:t>、</w:t>
-      </w:r>
-      <w:hyperlink r:id="rId16">
-        <w:r>
-          <w:rPr>
-            <w:lang w:val="zh_TW" w:bidi="zh_TW"/>
-          </w:rPr>
-          <w:rPr>
-            <w:color w:val="0000EE"/>
-            <w:u w:val="single"/>
-          </w:rPr>
-          <w:t>二十一</w:t>
-        </w:r>
-      </w:hyperlink>
-      <w:r>
-        <w:rPr>
-          <w:lang w:val="zh_TW" w:bidi="zh_TW"/>
-        </w:rPr>
-        <w:t>、</w:t>
-      </w:r>
-      <w:hyperlink r:id="rId17">
-        <w:r>
-          <w:rPr>
-            <w:lang w:val="zh_TW" w:bidi="zh_TW"/>
-          </w:rPr>
-          <w:rPr>
-            <w:color w:val="0000EE"/>
-            <w:u w:val="single"/>
-          </w:rPr>
-          <w:t>四十五</w:t>
-        </w:r>
-      </w:hyperlink>
-      <w:r>
-        <w:rPr>
-          <w:lang w:val="zh_TW" w:bidi="zh_TW"/>
-        </w:rPr>
-        <w:t>、</w:t>
-      </w:r>
-      <w:hyperlink r:id="rId18">
-        <w:r>
-          <w:rPr>
-            <w:lang w:val="zh_TW" w:bidi="zh_TW"/>
-          </w:rPr>
-          <w:rPr>
-            <w:color w:val="0000EE"/>
-            <w:u w:val="single"/>
-          </w:rPr>
-          <w:t>六十一</w:t>
-        </w:r>
-      </w:hyperlink>
-      <w:r>
-        <w:rPr>
-          <w:lang w:val="zh_TW" w:bidi="zh_TW"/>
-        </w:rPr>
-        <w:t>、</w:t>
-      </w:r>
-      <w:hyperlink r:id="rId19">
-        <w:r>
-          <w:rPr>
-            <w:lang w:val="zh_TW" w:bidi="zh_TW"/>
-          </w:rPr>
-          <w:rPr>
-            <w:color w:val="0000EE"/>
-            <w:u w:val="single"/>
-          </w:rPr>
-          <w:t>七十二</w:t>
-        </w:r>
-      </w:hyperlink>
-      <w:r>
-        <w:rPr>
-          <w:lang w:val="zh_TW" w:bidi="zh_TW"/>
-        </w:rPr>
-        <w:t>、</w:t>
-      </w:r>
-      <w:hyperlink r:id="rId20">
-        <w:r>
-          <w:rPr>
-            <w:lang w:val="zh_TW" w:bidi="zh_TW"/>
-          </w:rPr>
-          <w:rPr>
-            <w:color w:val="0000EE"/>
-            <w:u w:val="single"/>
-          </w:rPr>
-          <w:t>八十九</w:t>
-        </w:r>
-      </w:hyperlink>
-      <w:r>
-        <w:rPr>
-          <w:lang w:val="zh_TW" w:bidi="zh_TW"/>
-        </w:rPr>
-        <w:t>、</w:t>
-      </w:r>
-      <w:hyperlink r:id="rId21">
-        <w:r>
-          <w:rPr>
-            <w:lang w:val="zh_TW" w:bidi="zh_TW"/>
-          </w:rPr>
-          <w:rPr>
-            <w:color w:val="0000EE"/>
-            <w:u w:val="single"/>
-          </w:rPr>
-          <w:t>一○一</w:t>
-        </w:r>
-      </w:hyperlink>
-      <w:r>
-        <w:rPr>
-          <w:lang w:val="zh_TW" w:bidi="zh_TW"/>
-        </w:rPr>
-        <w:t>、</w:t>
-      </w:r>
-      <w:hyperlink r:id="rId22">
-        <w:r>
-          <w:rPr>
-            <w:lang w:val="zh_TW" w:bidi="zh_TW"/>
-          </w:rPr>
-          <w:rPr>
-            <w:color w:val="0000EE"/>
-            <w:u w:val="single"/>
-          </w:rPr>
-          <w:t>一一</w:t>
-        </w:r>
-      </w:hyperlink>
-      <w:hyperlink r:id="rId21">
-        <w:r>
-          <w:rPr>
-            <w:lang w:val="zh_TW" w:bidi="zh_TW"/>
-          </w:rPr>
-          <w:rPr>
-            <w:color w:val="0000EE"/>
-            <w:u w:val="single"/>
-          </w:rPr>
-          <w:t>○</w:t>
-        </w:r>
-      </w:hyperlink>
-      <w:r>
-        <w:rPr>
-          <w:lang w:val="zh_TW" w:bidi="zh_TW"/>
-        </w:rPr>
-        <w:t>、</w:t>
-      </w:r>
-      <w:hyperlink r:id="rId23">
-        <w:r>
-          <w:rPr>
-            <w:lang w:val="zh_TW" w:bidi="zh_TW"/>
-          </w:rPr>
-          <w:rPr>
-            <w:color w:val="0000EE"/>
-            <w:u w:val="single"/>
-          </w:rPr>
-          <w:t>一三二和</w:t>
-        </w:r>
-      </w:hyperlink>
-      <w:hyperlink r:id="rId24">
-        <w:r>
-          <w:rPr>
-            <w:lang w:val="zh_TW" w:bidi="zh_TW"/>
-          </w:rPr>
-          <w:rPr>
-            <w:color w:val="0000EE"/>
-            <w:u w:val="single"/>
-          </w:rPr>
-          <w:t>一四四篇</w:t>
-        </w:r>
-      </w:hyperlink>
-      <w:r>
-        <w:rPr>
-          <w:lang w:val="zh_TW" w:bidi="zh_TW"/>
-        </w:rPr>
-        <w:t>屬於君王詩篇。</w:t>
+        <w:t>詩篇中的四篇苦難詩（詩篇十六、二十二、四十和六十九篇）描述了神僕人所經歷的極大痛苦。這些詩也被稱為「受難詩篇」（Passion Psalms）。</w:t>
       </w:r>
     </w:p>
     <w:p>
@@ -480,7 +245,7 @@
         <w:rPr>
           <w:lang w:val="zh_TW" w:bidi="zh_TW"/>
         </w:rPr>
-        <w:t>君王詩篇是建立在對神統治的信心之上（見</w:t>
+        <w:t>其中，</w:t>
       </w:r>
       <w:hyperlink r:id="rId13">
         <w:r>
@@ -491,16 +256,16 @@
             <w:color w:val="0000EE"/>
             <w:u w:val="single"/>
           </w:rPr>
-          <w:t>詩2篇</w:t>
+          <w:t>詩篇二十二篇</w:t>
         </w:r>
       </w:hyperlink>
       <w:r>
         <w:rPr>
           <w:lang w:val="zh_TW" w:bidi="zh_TW"/>
         </w:rPr>
-        <w:t>）。大衛家族中的每一位王（即大衛王朝）都是彌賽亞的代表（messianic agent），象徵神的統治。大衛後裔的王是神的代表，有責任實踐公義、公平、信實與和平（</w:t>
-      </w:r>
-      <w:hyperlink r:id="rId25">
+        <w:t>使用了詩篇中最強烈的語言來描寫苦難。在這首詩中，神的僕人雖是義人，卻仍然受苦。詩中沒有提到任何罪的緣由，因此詩人所受的苦看似完全不公平。儘管詩人遭受苛待，卻沒有祈求報復（見</w:t>
+      </w:r>
+      <w:hyperlink r:id="rId14">
         <w:r>
           <w:rPr>
             <w:lang w:val="zh_TW" w:bidi="zh_TW"/>
@@ -509,7 +274,7 @@
             <w:color w:val="0000EE"/>
             <w:u w:val="single"/>
           </w:rPr>
-          <w:t>詩72:1–3</w:t>
+          <w:t>詩137</w:t>
         </w:r>
       </w:hyperlink>
       <w:r>
@@ -530,9 +295,9 @@
         <w:rPr>
           <w:lang w:val="zh_TW" w:bidi="zh_TW"/>
         </w:rPr>
-        <w:t>君王詩篇表達了大衛王朝的盼望與理想。由於這王朝後來的敗壞與失敗，它似乎走向終結（</w:t>
-      </w:r>
-      <w:hyperlink r:id="rId26">
+        <w:t>這首詩與耶穌死在十字架上，有重要的關聯（例如，</w:t>
+      </w:r>
+      <w:hyperlink r:id="rId15">
         <w:r>
           <w:rPr>
             <w:lang w:val="zh_TW" w:bidi="zh_TW"/>
@@ -541,14 +306,104 @@
             <w:color w:val="0000EE"/>
             <w:u w:val="single"/>
           </w:rPr>
-          <w:t>詩89:38–45</w:t>
+          <w:t>詩22:6–8</w:t>
         </w:r>
       </w:hyperlink>
       <w:r>
         <w:rPr>
           <w:lang w:val="zh_TW" w:bidi="zh_TW"/>
         </w:rPr>
-        <w:t>）。然而，人們仍然盼望未來那位，出自大衛家族、以受膏者的身分統治百姓的王。君王詩篇正延續了這份期待，盼望有一位完全順服的王，延續大衛的王朝，並帶來衪統治下應有的永恆祝福。</w:t>
+        <w:t>、</w:t>
+      </w:r>
+      <w:hyperlink r:id="rId16">
+        <w:r>
+          <w:rPr>
+            <w:lang w:val="zh_TW" w:bidi="zh_TW"/>
+          </w:rPr>
+          <w:rPr>
+            <w:color w:val="0000EE"/>
+            <w:u w:val="single"/>
+          </w:rPr>
+          <w:t>14–18</w:t>
+        </w:r>
+      </w:hyperlink>
+      <w:r>
+        <w:rPr>
+          <w:lang w:val="zh_TW" w:bidi="zh_TW"/>
+        </w:rPr>
+        <w:t>）。事實上，耶穌被釘十字架時曾引用</w:t>
+      </w:r>
+      <w:hyperlink r:id="rId13">
+        <w:r>
+          <w:rPr>
+            <w:lang w:val="zh_TW" w:bidi="zh_TW"/>
+          </w:rPr>
+          <w:rPr>
+            <w:color w:val="0000EE"/>
+            <w:u w:val="single"/>
+          </w:rPr>
+          <w:t>詩篇二十二篇</w:t>
+        </w:r>
+      </w:hyperlink>
+      <w:r>
+        <w:rPr>
+          <w:lang w:val="zh_TW" w:bidi="zh_TW"/>
+        </w:rPr>
+        <w:t>的一段（</w:t>
+      </w:r>
+      <w:hyperlink r:id="rId17">
+        <w:r>
+          <w:rPr>
+            <w:lang w:val="zh_TW" w:bidi="zh_TW"/>
+          </w:rPr>
+          <w:rPr>
+            <w:color w:val="0000EE"/>
+            <w:u w:val="single"/>
+          </w:rPr>
+          <w:t>22:1</w:t>
+        </w:r>
+      </w:hyperlink>
+      <w:r>
+        <w:rPr>
+          <w:lang w:val="zh_TW" w:bidi="zh_TW"/>
+        </w:rPr>
+        <w:t>；見</w:t>
+      </w:r>
+      <w:hyperlink r:id="rId18">
+        <w:r>
+          <w:rPr>
+            <w:lang w:val="zh_TW" w:bidi="zh_TW"/>
+          </w:rPr>
+          <w:rPr>
+            <w:color w:val="0000EE"/>
+            <w:u w:val="single"/>
+          </w:rPr>
+          <w:t>太27:46</w:t>
+        </w:r>
+      </w:hyperlink>
+      <w:r>
+        <w:rPr>
+          <w:lang w:val="zh_TW" w:bidi="zh_TW"/>
+        </w:rPr>
+        <w:t>）。無罪的基督甚至為那些殺害衪的人禱告（</w:t>
+      </w:r>
+      <w:hyperlink r:id="rId19">
+        <w:r>
+          <w:rPr>
+            <w:lang w:val="zh_TW" w:bidi="zh_TW"/>
+          </w:rPr>
+          <w:rPr>
+            <w:color w:val="0000EE"/>
+            <w:u w:val="single"/>
+          </w:rPr>
+          <w:t>路23:34</w:t>
+        </w:r>
+      </w:hyperlink>
+      <w:r>
+        <w:rPr>
+          <w:lang w:val="zh_TW" w:bidi="zh_TW"/>
+        </w:rPr>
+        <w:t>）。</w:t>
       </w:r>
     </w:p>
     <w:p>
@@ -562,7 +417,133 @@
         <w:rPr>
           <w:lang w:val="zh_TW" w:bidi="zh_TW"/>
         </w:rPr>
-        <w:t>從這個角度來看，君王詩篇也可被視為彌賽亞詩篇，因為它們表達了人們對那位大衛後裔、理想的王──基督的盼望。耶穌曾說，詩篇的作者所指的就是祂自己（</w:t>
+        <w:t>其它苦難詩也與耶穌有所關連。</w:t>
+      </w:r>
+      <w:hyperlink r:id="rId20">
+        <w:r>
+          <w:rPr>
+            <w:lang w:val="zh_TW" w:bidi="zh_TW"/>
+          </w:rPr>
+          <w:rPr>
+            <w:color w:val="0000EE"/>
+            <w:u w:val="single"/>
+          </w:rPr>
+          <w:t>詩篇十六篇10節</w:t>
+        </w:r>
+      </w:hyperlink>
+      <w:r>
+        <w:rPr>
+          <w:lang w:val="zh_TW" w:bidi="zh_TW"/>
+        </w:rPr>
+        <w:t>預示耶穌將戰勝死亡（見</w:t>
+      </w:r>
+      <w:hyperlink r:id="rId21">
+        <w:r>
+          <w:rPr>
+            <w:lang w:val="zh_TW" w:bidi="zh_TW"/>
+          </w:rPr>
+          <w:rPr>
+            <w:color w:val="0000EE"/>
+            <w:u w:val="single"/>
+          </w:rPr>
+          <w:t>徒2:24–31</w:t>
+        </w:r>
+      </w:hyperlink>
+      <w:r>
+        <w:rPr>
+          <w:lang w:val="zh_TW" w:bidi="zh_TW"/>
+        </w:rPr>
+        <w:t>）。</w:t>
+      </w:r>
+      <w:hyperlink r:id="rId22">
+        <w:r>
+          <w:rPr>
+            <w:lang w:val="zh_TW" w:bidi="zh_TW"/>
+          </w:rPr>
+          <w:rPr>
+            <w:color w:val="0000EE"/>
+            <w:u w:val="single"/>
+          </w:rPr>
+          <w:t>詩篇四十篇6至8節</w:t>
+        </w:r>
+      </w:hyperlink>
+      <w:r>
+        <w:rPr>
+          <w:lang w:val="zh_TW" w:bidi="zh_TW"/>
+        </w:rPr>
+        <w:t>暗示了耶穌無私的救贖工作（</w:t>
+      </w:r>
+      <w:hyperlink r:id="rId23">
+        <w:r>
+          <w:rPr>
+            <w:lang w:val="zh_TW" w:bidi="zh_TW"/>
+          </w:rPr>
+          <w:rPr>
+            <w:color w:val="0000EE"/>
+            <w:u w:val="single"/>
+          </w:rPr>
+          <w:t>來10:5–10</w:t>
+        </w:r>
+      </w:hyperlink>
+      <w:r>
+        <w:rPr>
+          <w:lang w:val="zh_TW" w:bidi="zh_TW"/>
+        </w:rPr>
+        <w:t>）。</w:t>
+      </w:r>
+      <w:hyperlink r:id="rId24">
+        <w:r>
+          <w:rPr>
+            <w:lang w:val="zh_TW" w:bidi="zh_TW"/>
+          </w:rPr>
+          <w:rPr>
+            <w:color w:val="0000EE"/>
+            <w:u w:val="single"/>
+          </w:rPr>
+          <w:t>詩篇六十九篇</w:t>
+        </w:r>
+      </w:hyperlink>
+      <w:r>
+        <w:rPr>
+          <w:lang w:val="zh_TW" w:bidi="zh_TW"/>
+        </w:rPr>
+        <w:t>則談到人會因委身神的事工而被孤立（</w:t>
+      </w:r>
+      <w:hyperlink r:id="rId25">
+        <w:r>
+          <w:rPr>
+            <w:lang w:val="zh_TW" w:bidi="zh_TW"/>
+          </w:rPr>
+          <w:rPr>
+            <w:color w:val="0000EE"/>
+            <w:u w:val="single"/>
+          </w:rPr>
+          <w:t>69:8–9</w:t>
+        </w:r>
+      </w:hyperlink>
+      <w:r>
+        <w:rPr>
+          <w:lang w:val="zh_TW" w:bidi="zh_TW"/>
+        </w:rPr>
+        <w:t>）。該詩也預示了門徒猶大在神藉基督成就的救恩計畫有何角色（</w:t>
+      </w:r>
+      <w:hyperlink r:id="rId26">
+        <w:r>
+          <w:rPr>
+            <w:lang w:val="zh_TW" w:bidi="zh_TW"/>
+          </w:rPr>
+          <w:rPr>
+            <w:color w:val="0000EE"/>
+            <w:u w:val="single"/>
+          </w:rPr>
+          <w:t>69:25–26</w:t>
+        </w:r>
+      </w:hyperlink>
+      <w:r>
+        <w:rPr>
+          <w:lang w:val="zh_TW" w:bidi="zh_TW"/>
+        </w:rPr>
+        <w:t>；見</w:t>
       </w:r>
       <w:hyperlink r:id="rId27">
         <w:r>
@@ -573,14 +554,50 @@
             <w:color w:val="0000EE"/>
             <w:u w:val="single"/>
           </w:rPr>
-          <w:t>路24:44</w:t>
+          <w:t>詩109:8</w:t>
         </w:r>
       </w:hyperlink>
       <w:r>
         <w:rPr>
           <w:lang w:val="zh_TW" w:bidi="zh_TW"/>
         </w:rPr>
-        <w:t>）。其他新約書卷的作者也證實耶穌就是彌賽亞（神所揀選的那一位）。</w:t>
+        <w:t>；</w:t>
+      </w:r>
+      <w:hyperlink r:id="rId28">
+        <w:r>
+          <w:rPr>
+            <w:lang w:val="zh_TW" w:bidi="zh_TW"/>
+          </w:rPr>
+          <w:rPr>
+            <w:color w:val="0000EE"/>
+            <w:u w:val="single"/>
+          </w:rPr>
+          <w:t>賽53:10</w:t>
+        </w:r>
+      </w:hyperlink>
+      <w:r>
+        <w:rPr>
+          <w:lang w:val="zh_TW" w:bidi="zh_TW"/>
+        </w:rPr>
+        <w:t>；</w:t>
+      </w:r>
+      <w:hyperlink r:id="rId29">
+        <w:r>
+          <w:rPr>
+            <w:lang w:val="zh_TW" w:bidi="zh_TW"/>
+          </w:rPr>
+          <w:rPr>
+            <w:color w:val="0000EE"/>
+            <w:u w:val="single"/>
+          </w:rPr>
+          <w:t>徒1:20</w:t>
+        </w:r>
+      </w:hyperlink>
+      <w:r>
+        <w:rPr>
+          <w:lang w:val="zh_TW" w:bidi="zh_TW"/>
+        </w:rPr>
+        <w:t>）。</w:t>
       </w:r>
     </w:p>
     <w:p>
@@ -592,279 +609,10 @@
       </w:r>
       <w:r>
         <w:rPr>
-          <w:lang w:val="zh_TW" w:bidi="zh_TW"/>
-        </w:rPr>
-        <w:t>以下是幾首與基督最有關連的詩篇：</w:t>
-      </w:r>
-    </w:p>
-    <w:p>
-      <w:pPr>
-        <w:pStyle w:val="ListBullet"/>
-        <w:spacing w:line="240" w:lineRule="auto"/>
-        <w:ind w:left="720"/>
-      </w:pPr>
-      <w:r>
-        <w:rPr>
-          <w:lang w:val="zh_TW" w:bidi="zh_TW"/>
-        </w:rPr>
-      </w:r>
-      <w:hyperlink r:id="rId13">
-        <w:r>
-          <w:rPr>
-            <w:lang w:val="zh_TW" w:bidi="zh_TW"/>
-          </w:rPr>
-          <w:rPr>
-            <w:color w:val="0000EE"/>
-            <w:u w:val="single"/>
-          </w:rPr>
-          <w:t>詩篇二篇</w:t>
-        </w:r>
-      </w:hyperlink>
-      <w:r>
-        <w:rPr>
-          <w:lang w:val="zh_TW" w:bidi="zh_TW"/>
-        </w:rPr>
-        <w:t>原本是關於以色列王的詩歌，主角是大衛的後裔，但其中所描繪的卻全地得勝與統治，超越大衛與所羅門時代（見</w:t>
-      </w:r>
-      <w:hyperlink r:id="rId28">
-        <w:r>
-          <w:rPr>
-            <w:lang w:val="zh_TW" w:bidi="zh_TW"/>
-          </w:rPr>
-          <w:rPr>
-            <w:color w:val="0000EE"/>
-            <w:u w:val="single"/>
-          </w:rPr>
-          <w:t>徒13:33</w:t>
-        </w:r>
-      </w:hyperlink>
-      <w:r>
-        <w:rPr>
-          <w:lang w:val="zh_TW" w:bidi="zh_TW"/>
-        </w:rPr>
-        <w:t>；</w:t>
-      </w:r>
-      <w:hyperlink r:id="rId29">
-        <w:r>
-          <w:rPr>
-            <w:lang w:val="zh_TW" w:bidi="zh_TW"/>
-          </w:rPr>
-          <w:rPr>
-            <w:color w:val="0000EE"/>
-            <w:u w:val="single"/>
-          </w:rPr>
-          <w:t>來1:5</w:t>
-        </w:r>
-      </w:hyperlink>
-      <w:r>
-        <w:rPr>
-          <w:lang w:val="zh_TW" w:bidi="zh_TW"/>
-        </w:rPr>
-        <w:t>，</w:t>
-      </w:r>
-      <w:hyperlink r:id="rId30">
-        <w:r>
-          <w:rPr>
-            <w:lang w:val="zh_TW" w:bidi="zh_TW"/>
-          </w:rPr>
-          <w:rPr>
-            <w:color w:val="0000EE"/>
-            <w:u w:val="single"/>
-          </w:rPr>
-          <w:t>5:5</w:t>
-        </w:r>
-      </w:hyperlink>
-      <w:r>
-        <w:rPr>
-          <w:lang w:val="zh_TW" w:bidi="zh_TW"/>
-        </w:rPr>
-        <w:t>）。</w:t>
-      </w:r>
-    </w:p>
-    <w:p>
-      <w:pPr>
-        <w:pStyle w:val="ListBullet"/>
-        <w:spacing w:line="240" w:lineRule="auto"/>
-        <w:ind w:left="720"/>
-      </w:pPr>
-      <w:r>
-        <w:rPr>
-          <w:lang w:val="zh_TW" w:bidi="zh_TW"/>
-        </w:rPr>
-      </w:r>
-      <w:hyperlink r:id="rId17">
-        <w:r>
-          <w:rPr>
-            <w:lang w:val="zh_TW" w:bidi="zh_TW"/>
-          </w:rPr>
-          <w:rPr>
-            <w:color w:val="0000EE"/>
-            <w:u w:val="single"/>
-          </w:rPr>
-          <w:t>詩篇四十五篇</w:t>
-        </w:r>
-      </w:hyperlink>
-      <w:r>
-        <w:rPr>
-          <w:lang w:val="zh_TW" w:bidi="zh_TW"/>
-        </w:rPr>
-        <w:t>是為王室婚禮所寫的詩，主角可能是所羅門，也可能是另一位大衛的後裔。詩中同樣提到一個長久的國度（</w:t>
-      </w:r>
-      <w:hyperlink r:id="rId31">
-        <w:r>
-          <w:rPr>
-            <w:lang w:val="zh_TW" w:bidi="zh_TW"/>
-          </w:rPr>
-          <w:rPr>
-            <w:color w:val="0000EE"/>
-            <w:u w:val="single"/>
-          </w:rPr>
-          <w:t>45:6</w:t>
-        </w:r>
-      </w:hyperlink>
-      <w:r>
-        <w:rPr>
-          <w:lang w:val="zh_TW" w:bidi="zh_TW"/>
-        </w:rPr>
-        <w:t>）。</w:t>
-      </w:r>
-    </w:p>
-    <w:p>
-      <w:pPr>
-        <w:pStyle w:val="ListBullet"/>
-        <w:spacing w:line="240" w:lineRule="auto"/>
-        <w:ind w:left="720"/>
-      </w:pPr>
-      <w:r>
-        <w:rPr>
-          <w:lang w:val="zh_TW" w:bidi="zh_TW"/>
-        </w:rPr>
-      </w:r>
-      <w:hyperlink r:id="rId22">
-        <w:r>
-          <w:rPr>
-            <w:lang w:val="zh_TW" w:bidi="zh_TW"/>
-          </w:rPr>
-          <w:rPr>
-            <w:color w:val="0000EE"/>
-            <w:u w:val="single"/>
-          </w:rPr>
-          <w:t>詩篇一一○篇</w:t>
-        </w:r>
-      </w:hyperlink>
-      <w:r>
-        <w:rPr>
-          <w:lang w:val="zh_TW" w:bidi="zh_TW"/>
-        </w:rPr>
-        <w:t>則是新約中引用最多次、關於基督的彌賽亞詩篇（見</w:t>
-      </w:r>
-      <w:hyperlink r:id="rId32">
-        <w:r>
-          <w:rPr>
-            <w:lang w:val="zh_TW" w:bidi="zh_TW"/>
-          </w:rPr>
-          <w:rPr>
-            <w:color w:val="0000EE"/>
-            <w:u w:val="single"/>
-          </w:rPr>
-          <w:t>太22:43–45</w:t>
-        </w:r>
-      </w:hyperlink>
-      <w:r>
-        <w:rPr>
-          <w:lang w:val="zh_TW" w:bidi="zh_TW"/>
-        </w:rPr>
-        <w:t>；</w:t>
-      </w:r>
-      <w:hyperlink r:id="rId33">
-        <w:r>
-          <w:rPr>
-            <w:lang w:val="zh_TW" w:bidi="zh_TW"/>
-          </w:rPr>
-          <w:rPr>
-            <w:color w:val="0000EE"/>
-            <w:u w:val="single"/>
-          </w:rPr>
-          <w:t>徒2:34–35</w:t>
-        </w:r>
-      </w:hyperlink>
-      <w:r>
-        <w:rPr>
-          <w:lang w:val="zh_TW" w:bidi="zh_TW"/>
-        </w:rPr>
-        <w:t>；</w:t>
-      </w:r>
-      <w:hyperlink r:id="rId34">
-        <w:r>
-          <w:rPr>
-            <w:lang w:val="zh_TW" w:bidi="zh_TW"/>
-          </w:rPr>
-          <w:rPr>
-            <w:color w:val="0000EE"/>
-            <w:u w:val="single"/>
-          </w:rPr>
-          <w:t>來1:13</w:t>
-        </w:r>
-      </w:hyperlink>
-      <w:r>
-        <w:rPr>
-          <w:lang w:val="zh_TW" w:bidi="zh_TW"/>
-        </w:rPr>
-        <w:t>，</w:t>
-      </w:r>
-      <w:hyperlink r:id="rId35">
-        <w:r>
-          <w:rPr>
-            <w:lang w:val="zh_TW" w:bidi="zh_TW"/>
-          </w:rPr>
-          <w:rPr>
-            <w:color w:val="0000EE"/>
-            <w:u w:val="single"/>
-          </w:rPr>
-          <w:t>5:5–10</w:t>
-        </w:r>
-      </w:hyperlink>
-      <w:r>
-        <w:rPr>
-          <w:lang w:val="zh_TW" w:bidi="zh_TW"/>
-        </w:rPr>
-        <w:t>，</w:t>
-      </w:r>
-      <w:hyperlink r:id="rId36">
-        <w:r>
-          <w:rPr>
-            <w:lang w:val="zh_TW" w:bidi="zh_TW"/>
-          </w:rPr>
-          <w:rPr>
-            <w:color w:val="0000EE"/>
-            <w:u w:val="single"/>
-          </w:rPr>
-          <w:t>6:20</w:t>
-        </w:r>
-      </w:hyperlink>
-      <w:r>
-        <w:rPr>
-          <w:lang w:val="zh_TW" w:bidi="zh_TW"/>
-        </w:rPr>
-        <w:t>，</w:t>
-      </w:r>
-      <w:hyperlink r:id="rId37">
-        <w:r>
-          <w:rPr>
-            <w:lang w:val="zh_TW" w:bidi="zh_TW"/>
-          </w:rPr>
-          <w:rPr>
-            <w:color w:val="0000EE"/>
-            <w:u w:val="single"/>
-          </w:rPr>
-          <w:t>7:21</w:t>
-        </w:r>
-      </w:hyperlink>
-      <w:r>
-        <w:rPr>
-          <w:lang w:val="zh_TW" w:bidi="zh_TW"/>
-        </w:rPr>
-        <w:t>）。其中蘊含許多重要元素，是後來被理解為預言彌賽亞的，這些元素描述了大衛及他後裔的特權、普世的得勝，以及永恆的君尊祭司職分。</w:t>
+          <w:u w:val="single"/>
+          <w:lang w:val="zh_TW" w:bidi="zh_TW"/>
+        </w:rPr>
+        <w:t>進深研究的經文段落</w:t>
       </w:r>
     </w:p>
     <w:p>
@@ -874,13 +622,7 @@
           <w:lang w:val="zh_TW" w:bidi="zh_TW"/>
         </w:rPr>
       </w:r>
-      <w:r>
-        <w:rPr>
-          <w:lang w:val="zh_TW" w:bidi="zh_TW"/>
-        </w:rPr>
-        <w:t>這樣的論述若不在耶穌身上應驗，就可能會顯得誇張或令人誤解。天使是站立在神面前的（見</w:t>
-      </w:r>
-      <w:hyperlink r:id="rId38">
+      <w:hyperlink r:id="rId30">
         <w:r>
           <w:rPr>
             <w:lang w:val="zh_TW" w:bidi="zh_TW"/>
@@ -889,14 +631,104 @@
             <w:color w:val="0000EE"/>
             <w:u w:val="single"/>
           </w:rPr>
-          <w:t>路1:19</w:t>
+          <w:t>詩16</w:t>
         </w:r>
       </w:hyperlink>
       <w:r>
         <w:rPr>
           <w:lang w:val="zh_TW" w:bidi="zh_TW"/>
         </w:rPr>
-        <w:t>），但基督是神的兒子，是坐在神的「右邊」，擁有治理萬有的權柄與尊榮（</w:t>
+        <w:t>，</w:t>
+      </w:r>
+      <w:hyperlink r:id="rId13">
+        <w:r>
+          <w:rPr>
+            <w:lang w:val="zh_TW" w:bidi="zh_TW"/>
+          </w:rPr>
+          <w:rPr>
+            <w:color w:val="0000EE"/>
+            <w:u w:val="single"/>
+          </w:rPr>
+          <w:t>22</w:t>
+        </w:r>
+      </w:hyperlink>
+      <w:r>
+        <w:rPr>
+          <w:lang w:val="zh_TW" w:bidi="zh_TW"/>
+        </w:rPr>
+        <w:t>，</w:t>
+      </w:r>
+      <w:hyperlink r:id="rId31">
+        <w:r>
+          <w:rPr>
+            <w:lang w:val="zh_TW" w:bidi="zh_TW"/>
+          </w:rPr>
+          <w:rPr>
+            <w:color w:val="0000EE"/>
+            <w:u w:val="single"/>
+          </w:rPr>
+          <w:t>40</w:t>
+        </w:r>
+      </w:hyperlink>
+      <w:r>
+        <w:rPr>
+          <w:lang w:val="zh_TW" w:bidi="zh_TW"/>
+        </w:rPr>
+        <w:t>，</w:t>
+      </w:r>
+      <w:hyperlink r:id="rId24">
+        <w:r>
+          <w:rPr>
+            <w:lang w:val="zh_TW" w:bidi="zh_TW"/>
+          </w:rPr>
+          <w:rPr>
+            <w:color w:val="0000EE"/>
+            <w:u w:val="single"/>
+          </w:rPr>
+          <w:t>69</w:t>
+        </w:r>
+      </w:hyperlink>
+      <w:r>
+        <w:rPr>
+          <w:lang w:val="zh_TW" w:bidi="zh_TW"/>
+        </w:rPr>
+        <w:t>，</w:t>
+      </w:r>
+      <w:hyperlink r:id="rId32">
+        <w:r>
+          <w:rPr>
+            <w:lang w:val="zh_TW" w:bidi="zh_TW"/>
+          </w:rPr>
+          <w:rPr>
+            <w:color w:val="0000EE"/>
+            <w:u w:val="single"/>
+          </w:rPr>
+          <w:t>102</w:t>
+        </w:r>
+      </w:hyperlink>
+      <w:r>
+        <w:rPr>
+          <w:lang w:val="zh_TW" w:bidi="zh_TW"/>
+        </w:rPr>
+        <w:t>，</w:t>
+      </w:r>
+      <w:hyperlink r:id="rId33">
+        <w:r>
+          <w:rPr>
+            <w:lang w:val="zh_TW" w:bidi="zh_TW"/>
+          </w:rPr>
+          <w:rPr>
+            <w:color w:val="0000EE"/>
+            <w:u w:val="single"/>
+          </w:rPr>
+          <w:t>109</w:t>
+        </w:r>
+      </w:hyperlink>
+      <w:r>
+        <w:rPr>
+          <w:lang w:val="zh_TW" w:bidi="zh_TW"/>
+        </w:rPr>
+        <w:t>；</w:t>
       </w:r>
       <w:hyperlink r:id="rId34">
         <w:r>
@@ -907,39 +739,16 @@
             <w:color w:val="0000EE"/>
             <w:u w:val="single"/>
           </w:rPr>
-          <w:t>來1:13</w:t>
+          <w:t>賽42:1–9</w:t>
         </w:r>
       </w:hyperlink>
       <w:r>
         <w:rPr>
           <w:lang w:val="zh_TW" w:bidi="zh_TW"/>
         </w:rPr>
-        <w:t>）。</w:t>
-      </w:r>
-    </w:p>
-    <w:p>
-      <w:pPr/>
-      <w:r>
-        <w:rPr>
-          <w:lang w:val="zh_TW" w:bidi="zh_TW"/>
-        </w:rPr>
-      </w:r>
-      <w:r>
-        <w:rPr>
-          <w:u w:val="single"/>
-          <w:lang w:val="zh_TW" w:bidi="zh_TW"/>
-        </w:rPr>
-        <w:t>進深研究的經文段落</w:t>
-      </w:r>
-    </w:p>
-    <w:p>
-      <w:pPr/>
-      <w:r>
-        <w:rPr>
-          <w:lang w:val="zh_TW" w:bidi="zh_TW"/>
-        </w:rPr>
-      </w:r>
-      <w:hyperlink r:id="rId13">
+        <w:t>，</w:t>
+      </w:r>
+      <w:hyperlink r:id="rId35">
         <w:r>
           <w:rPr>
             <w:lang w:val="zh_TW" w:bidi="zh_TW"/>
@@ -948,16 +757,16 @@
             <w:color w:val="0000EE"/>
             <w:u w:val="single"/>
           </w:rPr>
-          <w:t>詩2</w:t>
+          <w:t>52:13–53:12</w:t>
         </w:r>
       </w:hyperlink>
       <w:r>
         <w:rPr>
           <w:lang w:val="zh_TW" w:bidi="zh_TW"/>
         </w:rPr>
-        <w:t>，</w:t>
-      </w:r>
-      <w:hyperlink r:id="rId14">
+        <w:t>；</w:t>
+      </w:r>
+      <w:hyperlink r:id="rId18">
         <w:r>
           <w:rPr>
             <w:lang w:val="zh_TW" w:bidi="zh_TW"/>
@@ -966,16 +775,16 @@
             <w:color w:val="0000EE"/>
             <w:u w:val="single"/>
           </w:rPr>
-          <w:t>18</w:t>
+          <w:t>太27:46</w:t>
         </w:r>
       </w:hyperlink>
       <w:r>
         <w:rPr>
           <w:lang w:val="zh_TW" w:bidi="zh_TW"/>
         </w:rPr>
-        <w:t>，</w:t>
-      </w:r>
-      <w:hyperlink r:id="rId15">
+        <w:t>；</w:t>
+      </w:r>
+      <w:hyperlink r:id="rId19">
         <w:r>
           <w:rPr>
             <w:lang w:val="zh_TW" w:bidi="zh_TW"/>
@@ -984,16 +793,16 @@
             <w:color w:val="0000EE"/>
             <w:u w:val="single"/>
           </w:rPr>
-          <w:t>20</w:t>
+          <w:t>路23:34</w:t>
         </w:r>
       </w:hyperlink>
       <w:r>
         <w:rPr>
           <w:lang w:val="zh_TW" w:bidi="zh_TW"/>
         </w:rPr>
-        <w:t>，</w:t>
-      </w:r>
-      <w:hyperlink r:id="rId16">
+        <w:t>；</w:t>
+      </w:r>
+      <w:hyperlink r:id="rId23">
         <w:r>
           <w:rPr>
             <w:lang w:val="zh_TW" w:bidi="zh_TW"/>
@@ -1002,241 +811,7 @@
             <w:color w:val="0000EE"/>
             <w:u w:val="single"/>
           </w:rPr>
-          <w:t>21</w:t>
-        </w:r>
-      </w:hyperlink>
-      <w:r>
-        <w:rPr>
-          <w:lang w:val="zh_TW" w:bidi="zh_TW"/>
-        </w:rPr>
-        <w:t>，</w:t>
-      </w:r>
-      <w:hyperlink r:id="rId17">
-        <w:r>
-          <w:rPr>
-            <w:lang w:val="zh_TW" w:bidi="zh_TW"/>
-          </w:rPr>
-          <w:rPr>
-            <w:color w:val="0000EE"/>
-            <w:u w:val="single"/>
-          </w:rPr>
-          <w:t>45</w:t>
-        </w:r>
-      </w:hyperlink>
-      <w:r>
-        <w:rPr>
-          <w:lang w:val="zh_TW" w:bidi="zh_TW"/>
-        </w:rPr>
-        <w:t>，</w:t>
-      </w:r>
-      <w:hyperlink r:id="rId18">
-        <w:r>
-          <w:rPr>
-            <w:lang w:val="zh_TW" w:bidi="zh_TW"/>
-          </w:rPr>
-          <w:rPr>
-            <w:color w:val="0000EE"/>
-            <w:u w:val="single"/>
-          </w:rPr>
-          <w:t>61</w:t>
-        </w:r>
-      </w:hyperlink>
-      <w:r>
-        <w:rPr>
-          <w:lang w:val="zh_TW" w:bidi="zh_TW"/>
-        </w:rPr>
-        <w:t>，</w:t>
-      </w:r>
-      <w:hyperlink r:id="rId19">
-        <w:r>
-          <w:rPr>
-            <w:lang w:val="zh_TW" w:bidi="zh_TW"/>
-          </w:rPr>
-          <w:rPr>
-            <w:color w:val="0000EE"/>
-            <w:u w:val="single"/>
-          </w:rPr>
-          <w:t>72</w:t>
-        </w:r>
-      </w:hyperlink>
-      <w:r>
-        <w:rPr>
-          <w:lang w:val="zh_TW" w:bidi="zh_TW"/>
-        </w:rPr>
-        <w:t>，</w:t>
-      </w:r>
-      <w:hyperlink r:id="rId20">
-        <w:r>
-          <w:rPr>
-            <w:lang w:val="zh_TW" w:bidi="zh_TW"/>
-          </w:rPr>
-          <w:rPr>
-            <w:color w:val="0000EE"/>
-            <w:u w:val="single"/>
-          </w:rPr>
-          <w:t>89</w:t>
-        </w:r>
-      </w:hyperlink>
-      <w:r>
-        <w:rPr>
-          <w:lang w:val="zh_TW" w:bidi="zh_TW"/>
-        </w:rPr>
-        <w:t>，</w:t>
-      </w:r>
-      <w:hyperlink r:id="rId21">
-        <w:r>
-          <w:rPr>
-            <w:lang w:val="zh_TW" w:bidi="zh_TW"/>
-          </w:rPr>
-          <w:rPr>
-            <w:color w:val="0000EE"/>
-            <w:u w:val="single"/>
-          </w:rPr>
-          <w:t>101</w:t>
-        </w:r>
-      </w:hyperlink>
-      <w:r>
-        <w:rPr>
-          <w:lang w:val="zh_TW" w:bidi="zh_TW"/>
-        </w:rPr>
-        <w:t>，</w:t>
-      </w:r>
-      <w:hyperlink r:id="rId22">
-        <w:r>
-          <w:rPr>
-            <w:lang w:val="zh_TW" w:bidi="zh_TW"/>
-          </w:rPr>
-          <w:rPr>
-            <w:color w:val="0000EE"/>
-            <w:u w:val="single"/>
-          </w:rPr>
-          <w:t>110</w:t>
-        </w:r>
-      </w:hyperlink>
-      <w:r>
-        <w:rPr>
-          <w:lang w:val="zh_TW" w:bidi="zh_TW"/>
-        </w:rPr>
-        <w:t>，</w:t>
-      </w:r>
-      <w:hyperlink r:id="rId23">
-        <w:r>
-          <w:rPr>
-            <w:lang w:val="zh_TW" w:bidi="zh_TW"/>
-          </w:rPr>
-          <w:rPr>
-            <w:color w:val="0000EE"/>
-            <w:u w:val="single"/>
-          </w:rPr>
-          <w:t>132</w:t>
-        </w:r>
-      </w:hyperlink>
-      <w:r>
-        <w:rPr>
-          <w:lang w:val="zh_TW" w:bidi="zh_TW"/>
-        </w:rPr>
-        <w:t>，</w:t>
-      </w:r>
-      <w:hyperlink r:id="rId24">
-        <w:r>
-          <w:rPr>
-            <w:lang w:val="zh_TW" w:bidi="zh_TW"/>
-          </w:rPr>
-          <w:rPr>
-            <w:color w:val="0000EE"/>
-            <w:u w:val="single"/>
-          </w:rPr>
-          <w:t>144</w:t>
-        </w:r>
-      </w:hyperlink>
-      <w:r>
-        <w:rPr>
-          <w:lang w:val="zh_TW" w:bidi="zh_TW"/>
-        </w:rPr>
-        <w:t>；</w:t>
-      </w:r>
-      <w:hyperlink r:id="rId33">
-        <w:r>
-          <w:rPr>
-            <w:lang w:val="zh_TW" w:bidi="zh_TW"/>
-          </w:rPr>
-          <w:rPr>
-            <w:color w:val="0000EE"/>
-            <w:u w:val="single"/>
-          </w:rPr>
-          <w:t>徒2:34–35</w:t>
-        </w:r>
-      </w:hyperlink>
-      <w:r>
-        <w:rPr>
-          <w:lang w:val="zh_TW" w:bidi="zh_TW"/>
-        </w:rPr>
-        <w:t>，</w:t>
-      </w:r>
-      <w:hyperlink r:id="rId28">
-        <w:r>
-          <w:rPr>
-            <w:lang w:val="zh_TW" w:bidi="zh_TW"/>
-          </w:rPr>
-          <w:rPr>
-            <w:color w:val="0000EE"/>
-            <w:u w:val="single"/>
-          </w:rPr>
-          <w:t>13:33</w:t>
-        </w:r>
-      </w:hyperlink>
-      <w:r>
-        <w:rPr>
-          <w:lang w:val="zh_TW" w:bidi="zh_TW"/>
-        </w:rPr>
-        <w:t>；</w:t>
-      </w:r>
-      <w:hyperlink r:id="rId29">
-        <w:r>
-          <w:rPr>
-            <w:lang w:val="zh_TW" w:bidi="zh_TW"/>
-          </w:rPr>
-          <w:rPr>
-            <w:color w:val="0000EE"/>
-            <w:u w:val="single"/>
-          </w:rPr>
-          <w:t>來1:5</w:t>
-        </w:r>
-      </w:hyperlink>
-      <w:r>
-        <w:rPr>
-          <w:lang w:val="zh_TW" w:bidi="zh_TW"/>
-        </w:rPr>
-        <w:t>、</w:t>
-      </w:r>
-      <w:hyperlink r:id="rId34">
-        <w:r>
-          <w:rPr>
-            <w:lang w:val="zh_TW" w:bidi="zh_TW"/>
-          </w:rPr>
-          <w:rPr>
-            <w:color w:val="0000EE"/>
-            <w:u w:val="single"/>
-          </w:rPr>
-          <w:t>13</w:t>
-        </w:r>
-      </w:hyperlink>
-      <w:r>
-        <w:rPr>
-          <w:lang w:val="zh_TW" w:bidi="zh_TW"/>
-        </w:rPr>
-        <w:t>，</w:t>
-      </w:r>
-      <w:hyperlink r:id="rId35">
-        <w:r>
-          <w:rPr>
-            <w:lang w:val="zh_TW" w:bidi="zh_TW"/>
-          </w:rPr>
-          <w:rPr>
-            <w:color w:val="0000EE"/>
-            <w:u w:val="single"/>
-          </w:rPr>
-          <w:t>5:5–10</w:t>
+          <w:t>來10:5–10</w:t>
         </w:r>
       </w:hyperlink>
       <w:r>

--- a/zht/docx/044.content.docx
+++ b/zht/docx/044.content.docx
@@ -19,7 +19,7 @@
         <w:rPr>
           <w:lang w:val="zh_TW" w:bidi="zh_TW"/>
         </w:rPr>
-        <w:t>Resource: Tyndale Open Study Notes</w:t>
+        <w:t>Resource: Aquifer Open Study Notes (Themes)</w:t>
       </w:r>
       <w:r>
         <w:rPr>
@@ -112,7 +112,7 @@
         <w:rPr>
           <w:lang w:val="zh_TW" w:bidi="zh_TW"/>
         </w:rPr>
-        <w:t>Tyndale Open Study Notes</w:t>
+        <w:t>Aquifer Open Study Notes (Themes)</w:t>
       </w:r>
     </w:p>
     <w:p>

--- a/zht/docx/044.content.docx
+++ b/zht/docx/044.content.docx
@@ -247,36 +247,24 @@
         </w:rPr>
         <w:t>其中，</w:t>
       </w:r>
-      <w:hyperlink r:id="rId13">
-        <w:r>
-          <w:rPr>
-            <w:lang w:val="zh_TW" w:bidi="zh_TW"/>
-          </w:rPr>
-          <w:rPr>
-            <w:color w:val="0000EE"/>
-            <w:u w:val="single"/>
-          </w:rPr>
-          <w:t>詩篇二十二篇</w:t>
-        </w:r>
-      </w:hyperlink>
+      <w:r>
+        <w:rPr>
+          <w:lang w:val="zh_TW" w:bidi="zh_TW"/>
+        </w:rPr>
+        <w:t>詩篇二十二篇</w:t>
+      </w:r>
       <w:r>
         <w:rPr>
           <w:lang w:val="zh_TW" w:bidi="zh_TW"/>
         </w:rPr>
         <w:t>使用了詩篇中最強烈的語言來描寫苦難。在這首詩中，神的僕人雖是義人，卻仍然受苦。詩中沒有提到任何罪的緣由，因此詩人所受的苦看似完全不公平。儘管詩人遭受苛待，卻沒有祈求報復（見</w:t>
       </w:r>
-      <w:hyperlink r:id="rId14">
-        <w:r>
-          <w:rPr>
-            <w:lang w:val="zh_TW" w:bidi="zh_TW"/>
-          </w:rPr>
-          <w:rPr>
-            <w:color w:val="0000EE"/>
-            <w:u w:val="single"/>
-          </w:rPr>
-          <w:t>詩137</w:t>
-        </w:r>
-      </w:hyperlink>
+      <w:r>
+        <w:rPr>
+          <w:lang w:val="zh_TW" w:bidi="zh_TW"/>
+        </w:rPr>
+        <w:t>詩137</w:t>
+      </w:r>
       <w:r>
         <w:rPr>
           <w:lang w:val="zh_TW" w:bidi="zh_TW"/>
@@ -297,108 +285,72 @@
         </w:rPr>
         <w:t>這首詩與耶穌死在十字架上，有重要的關聯（例如，</w:t>
       </w:r>
-      <w:hyperlink r:id="rId15">
-        <w:r>
-          <w:rPr>
-            <w:lang w:val="zh_TW" w:bidi="zh_TW"/>
-          </w:rPr>
-          <w:rPr>
-            <w:color w:val="0000EE"/>
-            <w:u w:val="single"/>
-          </w:rPr>
-          <w:t>詩22:6–8</w:t>
-        </w:r>
-      </w:hyperlink>
+      <w:r>
+        <w:rPr>
+          <w:lang w:val="zh_TW" w:bidi="zh_TW"/>
+        </w:rPr>
+        <w:t>詩22:6–8</w:t>
+      </w:r>
       <w:r>
         <w:rPr>
           <w:lang w:val="zh_TW" w:bidi="zh_TW"/>
         </w:rPr>
         <w:t>、</w:t>
       </w:r>
-      <w:hyperlink r:id="rId16">
-        <w:r>
-          <w:rPr>
-            <w:lang w:val="zh_TW" w:bidi="zh_TW"/>
-          </w:rPr>
-          <w:rPr>
-            <w:color w:val="0000EE"/>
-            <w:u w:val="single"/>
-          </w:rPr>
-          <w:t>14–18</w:t>
-        </w:r>
-      </w:hyperlink>
+      <w:r>
+        <w:rPr>
+          <w:lang w:val="zh_TW" w:bidi="zh_TW"/>
+        </w:rPr>
+        <w:t>14–18</w:t>
+      </w:r>
       <w:r>
         <w:rPr>
           <w:lang w:val="zh_TW" w:bidi="zh_TW"/>
         </w:rPr>
         <w:t>）。事實上，耶穌被釘十字架時曾引用</w:t>
       </w:r>
-      <w:hyperlink r:id="rId13">
-        <w:r>
-          <w:rPr>
-            <w:lang w:val="zh_TW" w:bidi="zh_TW"/>
-          </w:rPr>
-          <w:rPr>
-            <w:color w:val="0000EE"/>
-            <w:u w:val="single"/>
-          </w:rPr>
-          <w:t>詩篇二十二篇</w:t>
-        </w:r>
-      </w:hyperlink>
+      <w:r>
+        <w:rPr>
+          <w:lang w:val="zh_TW" w:bidi="zh_TW"/>
+        </w:rPr>
+        <w:t>詩篇二十二篇</w:t>
+      </w:r>
       <w:r>
         <w:rPr>
           <w:lang w:val="zh_TW" w:bidi="zh_TW"/>
         </w:rPr>
         <w:t>的一段（</w:t>
       </w:r>
-      <w:hyperlink r:id="rId17">
-        <w:r>
-          <w:rPr>
-            <w:lang w:val="zh_TW" w:bidi="zh_TW"/>
-          </w:rPr>
-          <w:rPr>
-            <w:color w:val="0000EE"/>
-            <w:u w:val="single"/>
-          </w:rPr>
-          <w:t>22:1</w:t>
-        </w:r>
-      </w:hyperlink>
+      <w:r>
+        <w:rPr>
+          <w:lang w:val="zh_TW" w:bidi="zh_TW"/>
+        </w:rPr>
+        <w:t>22:1</w:t>
+      </w:r>
       <w:r>
         <w:rPr>
           <w:lang w:val="zh_TW" w:bidi="zh_TW"/>
         </w:rPr>
         <w:t>；見</w:t>
       </w:r>
-      <w:hyperlink r:id="rId18">
-        <w:r>
-          <w:rPr>
-            <w:lang w:val="zh_TW" w:bidi="zh_TW"/>
-          </w:rPr>
-          <w:rPr>
-            <w:color w:val="0000EE"/>
-            <w:u w:val="single"/>
-          </w:rPr>
-          <w:t>太27:46</w:t>
-        </w:r>
-      </w:hyperlink>
+      <w:r>
+        <w:rPr>
+          <w:lang w:val="zh_TW" w:bidi="zh_TW"/>
+        </w:rPr>
+        <w:t>太27:46</w:t>
+      </w:r>
       <w:r>
         <w:rPr>
           <w:lang w:val="zh_TW" w:bidi="zh_TW"/>
         </w:rPr>
         <w:t>）。無罪的基督甚至為那些殺害衪的人禱告（</w:t>
       </w:r>
-      <w:hyperlink r:id="rId19">
-        <w:r>
-          <w:rPr>
-            <w:lang w:val="zh_TW" w:bidi="zh_TW"/>
-          </w:rPr>
-          <w:rPr>
-            <w:color w:val="0000EE"/>
-            <w:u w:val="single"/>
-          </w:rPr>
-          <w:t>路23:34</w:t>
-        </w:r>
-      </w:hyperlink>
+      <w:r>
+        <w:rPr>
+          <w:lang w:val="zh_TW" w:bidi="zh_TW"/>
+        </w:rPr>
+        <w:t>路23:34</w:t>
+      </w:r>
       <w:r>
         <w:rPr>
           <w:lang w:val="zh_TW" w:bidi="zh_TW"/>
@@ -419,180 +371,120 @@
         </w:rPr>
         <w:t>其它苦難詩也與耶穌有所關連。</w:t>
       </w:r>
-      <w:hyperlink r:id="rId20">
-        <w:r>
-          <w:rPr>
-            <w:lang w:val="zh_TW" w:bidi="zh_TW"/>
-          </w:rPr>
-          <w:rPr>
-            <w:color w:val="0000EE"/>
-            <w:u w:val="single"/>
-          </w:rPr>
-          <w:t>詩篇十六篇10節</w:t>
-        </w:r>
-      </w:hyperlink>
+      <w:r>
+        <w:rPr>
+          <w:lang w:val="zh_TW" w:bidi="zh_TW"/>
+        </w:rPr>
+        <w:t>詩篇十六篇10節</w:t>
+      </w:r>
       <w:r>
         <w:rPr>
           <w:lang w:val="zh_TW" w:bidi="zh_TW"/>
         </w:rPr>
         <w:t>預示耶穌將戰勝死亡（見</w:t>
       </w:r>
-      <w:hyperlink r:id="rId21">
-        <w:r>
-          <w:rPr>
-            <w:lang w:val="zh_TW" w:bidi="zh_TW"/>
-          </w:rPr>
-          <w:rPr>
-            <w:color w:val="0000EE"/>
-            <w:u w:val="single"/>
-          </w:rPr>
-          <w:t>徒2:24–31</w:t>
-        </w:r>
-      </w:hyperlink>
+      <w:r>
+        <w:rPr>
+          <w:lang w:val="zh_TW" w:bidi="zh_TW"/>
+        </w:rPr>
+        <w:t>徒2:24–31</w:t>
+      </w:r>
       <w:r>
         <w:rPr>
           <w:lang w:val="zh_TW" w:bidi="zh_TW"/>
         </w:rPr>
         <w:t>）。</w:t>
       </w:r>
-      <w:hyperlink r:id="rId22">
-        <w:r>
-          <w:rPr>
-            <w:lang w:val="zh_TW" w:bidi="zh_TW"/>
-          </w:rPr>
-          <w:rPr>
-            <w:color w:val="0000EE"/>
-            <w:u w:val="single"/>
-          </w:rPr>
-          <w:t>詩篇四十篇6至8節</w:t>
-        </w:r>
-      </w:hyperlink>
+      <w:r>
+        <w:rPr>
+          <w:lang w:val="zh_TW" w:bidi="zh_TW"/>
+        </w:rPr>
+        <w:t>詩篇四十篇6至8節</w:t>
+      </w:r>
       <w:r>
         <w:rPr>
           <w:lang w:val="zh_TW" w:bidi="zh_TW"/>
         </w:rPr>
         <w:t>暗示了耶穌無私的救贖工作（</w:t>
       </w:r>
-      <w:hyperlink r:id="rId23">
-        <w:r>
-          <w:rPr>
-            <w:lang w:val="zh_TW" w:bidi="zh_TW"/>
-          </w:rPr>
-          <w:rPr>
-            <w:color w:val="0000EE"/>
-            <w:u w:val="single"/>
-          </w:rPr>
-          <w:t>來10:5–10</w:t>
-        </w:r>
-      </w:hyperlink>
+      <w:r>
+        <w:rPr>
+          <w:lang w:val="zh_TW" w:bidi="zh_TW"/>
+        </w:rPr>
+        <w:t>來10:5–10</w:t>
+      </w:r>
       <w:r>
         <w:rPr>
           <w:lang w:val="zh_TW" w:bidi="zh_TW"/>
         </w:rPr>
         <w:t>）。</w:t>
       </w:r>
-      <w:hyperlink r:id="rId24">
-        <w:r>
-          <w:rPr>
-            <w:lang w:val="zh_TW" w:bidi="zh_TW"/>
-          </w:rPr>
-          <w:rPr>
-            <w:color w:val="0000EE"/>
-            <w:u w:val="single"/>
-          </w:rPr>
-          <w:t>詩篇六十九篇</w:t>
-        </w:r>
-      </w:hyperlink>
+      <w:r>
+        <w:rPr>
+          <w:lang w:val="zh_TW" w:bidi="zh_TW"/>
+        </w:rPr>
+        <w:t>詩篇六十九篇</w:t>
+      </w:r>
       <w:r>
         <w:rPr>
           <w:lang w:val="zh_TW" w:bidi="zh_TW"/>
         </w:rPr>
         <w:t>則談到人會因委身神的事工而被孤立（</w:t>
       </w:r>
-      <w:hyperlink r:id="rId25">
-        <w:r>
-          <w:rPr>
-            <w:lang w:val="zh_TW" w:bidi="zh_TW"/>
-          </w:rPr>
-          <w:rPr>
-            <w:color w:val="0000EE"/>
-            <w:u w:val="single"/>
-          </w:rPr>
-          <w:t>69:8–9</w:t>
-        </w:r>
-      </w:hyperlink>
+      <w:r>
+        <w:rPr>
+          <w:lang w:val="zh_TW" w:bidi="zh_TW"/>
+        </w:rPr>
+        <w:t>69:8–9</w:t>
+      </w:r>
       <w:r>
         <w:rPr>
           <w:lang w:val="zh_TW" w:bidi="zh_TW"/>
         </w:rPr>
         <w:t>）。該詩也預示了門徒猶大在神藉基督成就的救恩計畫有何角色（</w:t>
       </w:r>
-      <w:hyperlink r:id="rId26">
-        <w:r>
-          <w:rPr>
-            <w:lang w:val="zh_TW" w:bidi="zh_TW"/>
-          </w:rPr>
-          <w:rPr>
-            <w:color w:val="0000EE"/>
-            <w:u w:val="single"/>
-          </w:rPr>
-          <w:t>69:25–26</w:t>
-        </w:r>
-      </w:hyperlink>
+      <w:r>
+        <w:rPr>
+          <w:lang w:val="zh_TW" w:bidi="zh_TW"/>
+        </w:rPr>
+        <w:t>69:25–26</w:t>
+      </w:r>
       <w:r>
         <w:rPr>
           <w:lang w:val="zh_TW" w:bidi="zh_TW"/>
         </w:rPr>
         <w:t>；見</w:t>
       </w:r>
-      <w:hyperlink r:id="rId27">
-        <w:r>
-          <w:rPr>
-            <w:lang w:val="zh_TW" w:bidi="zh_TW"/>
-          </w:rPr>
-          <w:rPr>
-            <w:color w:val="0000EE"/>
-            <w:u w:val="single"/>
-          </w:rPr>
-          <w:t>詩109:8</w:t>
-        </w:r>
-      </w:hyperlink>
+      <w:r>
+        <w:rPr>
+          <w:lang w:val="zh_TW" w:bidi="zh_TW"/>
+        </w:rPr>
+        <w:t>詩109:8</w:t>
+      </w:r>
       <w:r>
         <w:rPr>
           <w:lang w:val="zh_TW" w:bidi="zh_TW"/>
         </w:rPr>
         <w:t>；</w:t>
       </w:r>
-      <w:hyperlink r:id="rId28">
-        <w:r>
-          <w:rPr>
-            <w:lang w:val="zh_TW" w:bidi="zh_TW"/>
-          </w:rPr>
-          <w:rPr>
-            <w:color w:val="0000EE"/>
-            <w:u w:val="single"/>
-          </w:rPr>
-          <w:t>賽53:10</w:t>
-        </w:r>
-      </w:hyperlink>
+      <w:r>
+        <w:rPr>
+          <w:lang w:val="zh_TW" w:bidi="zh_TW"/>
+        </w:rPr>
+        <w:t>賽53:10</w:t>
+      </w:r>
       <w:r>
         <w:rPr>
           <w:lang w:val="zh_TW" w:bidi="zh_TW"/>
         </w:rPr>
         <w:t>；</w:t>
       </w:r>
-      <w:hyperlink r:id="rId29">
-        <w:r>
-          <w:rPr>
-            <w:lang w:val="zh_TW" w:bidi="zh_TW"/>
-          </w:rPr>
-          <w:rPr>
-            <w:color w:val="0000EE"/>
-            <w:u w:val="single"/>
-          </w:rPr>
-          <w:t>徒1:20</w:t>
-        </w:r>
-      </w:hyperlink>
+      <w:r>
+        <w:rPr>
+          <w:lang w:val="zh_TW" w:bidi="zh_TW"/>
+        </w:rPr>
+        <w:t>徒1:20</w:t>
+      </w:r>
       <w:r>
         <w:rPr>
           <w:lang w:val="zh_TW" w:bidi="zh_TW"/>
@@ -622,198 +514,132 @@
           <w:lang w:val="zh_TW" w:bidi="zh_TW"/>
         </w:rPr>
       </w:r>
-      <w:hyperlink r:id="rId30">
-        <w:r>
-          <w:rPr>
-            <w:lang w:val="zh_TW" w:bidi="zh_TW"/>
-          </w:rPr>
-          <w:rPr>
-            <w:color w:val="0000EE"/>
-            <w:u w:val="single"/>
-          </w:rPr>
-          <w:t>詩16</w:t>
-        </w:r>
-      </w:hyperlink>
+      <w:r>
+        <w:rPr>
+          <w:lang w:val="zh_TW" w:bidi="zh_TW"/>
+        </w:rPr>
+        <w:t>詩16</w:t>
+      </w:r>
       <w:r>
         <w:rPr>
           <w:lang w:val="zh_TW" w:bidi="zh_TW"/>
         </w:rPr>
         <w:t>，</w:t>
       </w:r>
-      <w:hyperlink r:id="rId13">
-        <w:r>
-          <w:rPr>
-            <w:lang w:val="zh_TW" w:bidi="zh_TW"/>
-          </w:rPr>
-          <w:rPr>
-            <w:color w:val="0000EE"/>
-            <w:u w:val="single"/>
-          </w:rPr>
-          <w:t>22</w:t>
-        </w:r>
-      </w:hyperlink>
+      <w:r>
+        <w:rPr>
+          <w:lang w:val="zh_TW" w:bidi="zh_TW"/>
+        </w:rPr>
+        <w:t>22</w:t>
+      </w:r>
       <w:r>
         <w:rPr>
           <w:lang w:val="zh_TW" w:bidi="zh_TW"/>
         </w:rPr>
         <w:t>，</w:t>
       </w:r>
-      <w:hyperlink r:id="rId31">
-        <w:r>
-          <w:rPr>
-            <w:lang w:val="zh_TW" w:bidi="zh_TW"/>
-          </w:rPr>
-          <w:rPr>
-            <w:color w:val="0000EE"/>
-            <w:u w:val="single"/>
-          </w:rPr>
-          <w:t>40</w:t>
-        </w:r>
-      </w:hyperlink>
+      <w:r>
+        <w:rPr>
+          <w:lang w:val="zh_TW" w:bidi="zh_TW"/>
+        </w:rPr>
+        <w:t>40</w:t>
+      </w:r>
       <w:r>
         <w:rPr>
           <w:lang w:val="zh_TW" w:bidi="zh_TW"/>
         </w:rPr>
         <w:t>，</w:t>
       </w:r>
-      <w:hyperlink r:id="rId24">
-        <w:r>
-          <w:rPr>
-            <w:lang w:val="zh_TW" w:bidi="zh_TW"/>
-          </w:rPr>
-          <w:rPr>
-            <w:color w:val="0000EE"/>
-            <w:u w:val="single"/>
-          </w:rPr>
-          <w:t>69</w:t>
-        </w:r>
-      </w:hyperlink>
+      <w:r>
+        <w:rPr>
+          <w:lang w:val="zh_TW" w:bidi="zh_TW"/>
+        </w:rPr>
+        <w:t>69</w:t>
+      </w:r>
       <w:r>
         <w:rPr>
           <w:lang w:val="zh_TW" w:bidi="zh_TW"/>
         </w:rPr>
         <w:t>，</w:t>
       </w:r>
-      <w:hyperlink r:id="rId32">
-        <w:r>
-          <w:rPr>
-            <w:lang w:val="zh_TW" w:bidi="zh_TW"/>
-          </w:rPr>
-          <w:rPr>
-            <w:color w:val="0000EE"/>
-            <w:u w:val="single"/>
-          </w:rPr>
-          <w:t>102</w:t>
-        </w:r>
-      </w:hyperlink>
+      <w:r>
+        <w:rPr>
+          <w:lang w:val="zh_TW" w:bidi="zh_TW"/>
+        </w:rPr>
+        <w:t>102</w:t>
+      </w:r>
       <w:r>
         <w:rPr>
           <w:lang w:val="zh_TW" w:bidi="zh_TW"/>
         </w:rPr>
         <w:t>，</w:t>
       </w:r>
-      <w:hyperlink r:id="rId33">
-        <w:r>
-          <w:rPr>
-            <w:lang w:val="zh_TW" w:bidi="zh_TW"/>
-          </w:rPr>
-          <w:rPr>
-            <w:color w:val="0000EE"/>
-            <w:u w:val="single"/>
-          </w:rPr>
-          <w:t>109</w:t>
-        </w:r>
-      </w:hyperlink>
+      <w:r>
+        <w:rPr>
+          <w:lang w:val="zh_TW" w:bidi="zh_TW"/>
+        </w:rPr>
+        <w:t>109</w:t>
+      </w:r>
       <w:r>
         <w:rPr>
           <w:lang w:val="zh_TW" w:bidi="zh_TW"/>
         </w:rPr>
         <w:t>；</w:t>
       </w:r>
-      <w:hyperlink r:id="rId34">
-        <w:r>
-          <w:rPr>
-            <w:lang w:val="zh_TW" w:bidi="zh_TW"/>
-          </w:rPr>
-          <w:rPr>
-            <w:color w:val="0000EE"/>
-            <w:u w:val="single"/>
-          </w:rPr>
-          <w:t>賽42:1–9</w:t>
-        </w:r>
-      </w:hyperlink>
+      <w:r>
+        <w:rPr>
+          <w:lang w:val="zh_TW" w:bidi="zh_TW"/>
+        </w:rPr>
+        <w:t>賽42:1–9</w:t>
+      </w:r>
       <w:r>
         <w:rPr>
           <w:lang w:val="zh_TW" w:bidi="zh_TW"/>
         </w:rPr>
         <w:t>，</w:t>
       </w:r>
-      <w:hyperlink r:id="rId35">
-        <w:r>
-          <w:rPr>
-            <w:lang w:val="zh_TW" w:bidi="zh_TW"/>
-          </w:rPr>
-          <w:rPr>
-            <w:color w:val="0000EE"/>
-            <w:u w:val="single"/>
-          </w:rPr>
-          <w:t>52:13–53:12</w:t>
-        </w:r>
-      </w:hyperlink>
+      <w:r>
+        <w:rPr>
+          <w:lang w:val="zh_TW" w:bidi="zh_TW"/>
+        </w:rPr>
+        <w:t>52:13–53:12</w:t>
+      </w:r>
       <w:r>
         <w:rPr>
           <w:lang w:val="zh_TW" w:bidi="zh_TW"/>
         </w:rPr>
         <w:t>；</w:t>
       </w:r>
-      <w:hyperlink r:id="rId18">
-        <w:r>
-          <w:rPr>
-            <w:lang w:val="zh_TW" w:bidi="zh_TW"/>
-          </w:rPr>
-          <w:rPr>
-            <w:color w:val="0000EE"/>
-            <w:u w:val="single"/>
-          </w:rPr>
-          <w:t>太27:46</w:t>
-        </w:r>
-      </w:hyperlink>
+      <w:r>
+        <w:rPr>
+          <w:lang w:val="zh_TW" w:bidi="zh_TW"/>
+        </w:rPr>
+        <w:t>太27:46</w:t>
+      </w:r>
       <w:r>
         <w:rPr>
           <w:lang w:val="zh_TW" w:bidi="zh_TW"/>
         </w:rPr>
         <w:t>；</w:t>
       </w:r>
-      <w:hyperlink r:id="rId19">
-        <w:r>
-          <w:rPr>
-            <w:lang w:val="zh_TW" w:bidi="zh_TW"/>
-          </w:rPr>
-          <w:rPr>
-            <w:color w:val="0000EE"/>
-            <w:u w:val="single"/>
-          </w:rPr>
-          <w:t>路23:34</w:t>
-        </w:r>
-      </w:hyperlink>
+      <w:r>
+        <w:rPr>
+          <w:lang w:val="zh_TW" w:bidi="zh_TW"/>
+        </w:rPr>
+        <w:t>路23:34</w:t>
+      </w:r>
       <w:r>
         <w:rPr>
           <w:lang w:val="zh_TW" w:bidi="zh_TW"/>
         </w:rPr>
         <w:t>；</w:t>
       </w:r>
-      <w:hyperlink r:id="rId23">
-        <w:r>
-          <w:rPr>
-            <w:lang w:val="zh_TW" w:bidi="zh_TW"/>
-          </w:rPr>
-          <w:rPr>
-            <w:color w:val="0000EE"/>
-            <w:u w:val="single"/>
-          </w:rPr>
-          <w:t>來10:5–10</w:t>
-        </w:r>
-      </w:hyperlink>
+      <w:r>
+        <w:rPr>
+          <w:lang w:val="zh_TW" w:bidi="zh_TW"/>
+        </w:rPr>
+        <w:t>來10:5–10</w:t>
+      </w:r>
       <w:r>
         <w:rPr>
           <w:lang w:val="zh_TW" w:bidi="zh_TW"/>
